--- a/assets/cv/lkim-cv-source.docx
+++ b/assets/cv/lkim-cv-source.docx
@@ -1193,7 +1193,7 @@
         <w:rPr>
           <w:sz w:val="22"/>
         </w:rPr>
-        <w:t xml:space="preserve">, Jaehyuk Park. 2025. “The Ethics of Generative AI in Social Science Research: A Qualitative Approach for Community-Based AI Research Ethics.” </w:t>
+        <w:t xml:space="preserve">, Jaehyuk Park. 2025. “The Ethics of Generative AI in Social Science Research: A Qualitative Approach for Institutionally Grounded AI Research Ethics.” </w:t>
       </w:r>
       <w:r>
         <w:rPr>

--- a/assets/cv/lkim-cv-source.docx
+++ b/assets/cv/lkim-cv-source.docx
@@ -246,7 +246,7 @@
             <w:szCs w:val="20"/>
             <w:lang w:eastAsia="ko-KR"/>
           </w:rPr>
-          <w:t>https://computationalsociologylab.github.io</w:t>
+          <w:t>https://catslab-kaist.github.io</w:t>
         </w:r>
       </w:hyperlink>
     </w:p>
